--- a/QuadERP Marketing Kit/01_whatsapp_sales_scripts.docx
+++ b/QuadERP Marketing Kit/01_whatsapp_sales_scripts.docx
@@ -25,7 +25,7 @@
         <w:pStyle w:val="FirstParagraph"/>
       </w:pPr>
       <w:r>
-        <w:t xml:space="preserve">WhatsApp is the primary sales channel for QuadERP in Ghana. These scripts are for field sales reps who interact with shop owners directly — either after a physical visit, through a referral, or following up after a demo. Each script should be copy-pasted and lightly personalized before sending.</w:t>
+        <w:t xml:space="preserve">WhatsApp is the primary sales channel for QuadERP in Ghana. These scripts are for field sales reps who interact with shop owners directly, either after a physical visit, through a referral, or following up after a demo. Each script should be copy-pasted and lightly personalized before sending.</w:t>
       </w:r>
     </w:p>
     <w:p>
@@ -79,7 +79,7 @@
           <w:b/>
           <w:bCs/>
         </w:rPr>
-        <w:t xml:space="preserve">Rep — Message 1 (Send within 2 hours of visit):</w:t>
+        <w:t xml:space="preserve">Rep. Message 1 (Send within 2 hours of visit):</w:t>
       </w:r>
     </w:p>
     <w:p>
@@ -95,23 +95,23 @@
         <w:pStyle w:val="BodyText"/>
       </w:pPr>
       <w:r>
-        <w:t xml:space="preserve">This is [Rep Name] from QuadERP — I came by your shop at [Location] earlier today. Thanks for the few minutes!</w:t>
-      </w:r>
-    </w:p>
-    <w:p>
-      <w:pPr>
-        <w:pStyle w:val="BodyText"/>
-      </w:pPr>
-      <w:r>
-        <w:t xml:space="preserve">You mentioned you’re tracking everything in a book right now. I totally understand — most of the shop owners we work with started the same way.</w:t>
-      </w:r>
-    </w:p>
-    <w:p>
-      <w:pPr>
-        <w:pStyle w:val="BodyText"/>
-      </w:pPr>
-      <w:r>
-        <w:t xml:space="preserve">I wanted to show you something quick. We built a system that lets you see your daily sales, track every item in your stock, and even catch when things go missing — all from your phone. No special machine needed.</w:t>
+        <w:t xml:space="preserve">This is [Rep Name] from QuadERP. I came by your shop at [Location] earlier today. Thanks for the few minutes!</w:t>
+      </w:r>
+    </w:p>
+    <w:p>
+      <w:pPr>
+        <w:pStyle w:val="BodyText"/>
+      </w:pPr>
+      <w:r>
+        <w:t xml:space="preserve">You mentioned you’re tracking everything in a book right now. I totally understand. Most of the shop owners we work with started the same way.</w:t>
+      </w:r>
+    </w:p>
+    <w:p>
+      <w:pPr>
+        <w:pStyle w:val="BodyText"/>
+      </w:pPr>
+      <w:r>
+        <w:t xml:space="preserve">I wanted to show you something quick. We built a system that lets you see your daily sales, track every item in your stock, and even catch when things go missing, all from your phone. No special machine needed.</w:t>
       </w:r>
     </w:p>
     <w:p>
@@ -138,7 +138,7 @@
           <w:b/>
           <w:bCs/>
         </w:rPr>
-        <w:t xml:space="preserve">Owner — Expected Response:</w:t>
+        <w:t xml:space="preserve">Owner. Expected Response:</w:t>
       </w:r>
     </w:p>
     <w:p>
@@ -189,7 +189,7 @@
           <w:b/>
           <w:bCs/>
         </w:rPr>
-        <w:t xml:space="preserve">Rep — Message 2 (If they ask about cost):</w:t>
+        <w:t xml:space="preserve">Rep. Message 2 (If they ask about cost):</w:t>
       </w:r>
     </w:p>
     <w:p>
@@ -205,7 +205,7 @@
         <w:pStyle w:val="BodyText"/>
       </w:pPr>
       <w:r>
-        <w:t xml:space="preserve">It’s GHS 250/month for a single branch — less than GHS 9 a day. And you get the first 30 days completely free. No credit card, no contract. Just try it.</w:t>
+        <w:t xml:space="preserve">It’s GHS 250/month for a single branch, less than GHS 9 a day. And you get the first 30 days completely free. No credit card, no contract. Just try it.</w:t>
       </w:r>
     </w:p>
     <w:p>
@@ -221,7 +221,7 @@
         <w:pStyle w:val="BodyText"/>
       </w:pPr>
       <w:r>
-        <w:t xml:space="preserve">Can I show you how it works? Even 10 minutes — you’ll see why shop owners in Accra and Kumasi are switching.</w:t>
+        <w:t xml:space="preserve">Can I show you how it works? Even 10 minutes. You’ll see why shop owners in Accra and Kumasi are switching.</w:t>
       </w:r>
     </w:p>
     <w:p>
@@ -240,7 +240,7 @@
           <w:b/>
           <w:bCs/>
         </w:rPr>
-        <w:t xml:space="preserve">Owner — Expected Response:</w:t>
+        <w:t xml:space="preserve">Owner. Expected Response:</w:t>
       </w:r>
     </w:p>
     <w:p>
@@ -279,7 +279,7 @@
           <w:b/>
           <w:bCs/>
         </w:rPr>
-        <w:t xml:space="preserve">Rep — Message 3 (If they want a video):</w:t>
+        <w:t xml:space="preserve">Rep. Message 3 (If they want a video):</w:t>
       </w:r>
     </w:p>
     <w:p>
@@ -301,7 +301,7 @@
         <w:pStyle w:val="BodyText"/>
       </w:pPr>
       <w:r>
-        <w:t xml:space="preserve">Watch when you get a chance — it shows a real sale being processed, the dashboard with your daily numbers, and the alert that fires when something doesn’t add up in your stock.</w:t>
+        <w:t xml:space="preserve">Watch when you get a chance. It shows a real sale being processed, the dashboard with your daily numbers, and the alert that fires when something doesn’t add up in your stock.</w:t>
       </w:r>
     </w:p>
     <w:p>
@@ -328,15 +328,15 @@
           <w:b/>
           <w:bCs/>
         </w:rPr>
-        <w:t xml:space="preserve">Rep — Message 4 (Booking the demo):</w:t>
-      </w:r>
-    </w:p>
-    <w:p>
-      <w:pPr>
-        <w:pStyle w:val="BodyText"/>
-      </w:pPr>
-      <w:r>
-        <w:t xml:space="preserve">Perfect! 🗓️ How about [Day] around [Time]? I’ll come to your shop — takes about 15 minutes. I’ll set it up on your phone right there so you can see it working with your own products.</w:t>
+        <w:t xml:space="preserve">Rep. Message 4 (Booking the demo):</w:t>
+      </w:r>
+    </w:p>
+    <w:p>
+      <w:pPr>
+        <w:pStyle w:val="BodyText"/>
+      </w:pPr>
+      <w:r>
+        <w:t xml:space="preserve">Perfect! 🗓️ How about [Day] around [Time]? I’ll come to your shop. Takes about 15 minutes. I’ll set it up on your phone right there so you can see it working with your own products.</w:t>
       </w:r>
     </w:p>
     <w:p>
@@ -363,7 +363,7 @@
           <w:b/>
           <w:bCs/>
         </w:rPr>
-        <w:t xml:space="preserve">Rep — Message 5 (Confirmation):</w:t>
+        <w:t xml:space="preserve">Rep. Message 5 (Confirmation):</w:t>
       </w:r>
     </w:p>
     <w:p>
@@ -379,7 +379,7 @@
         <w:pStyle w:val="BodyText"/>
       </w:pPr>
       <w:r>
-        <w:t xml:space="preserve">Quick heads up — if you have a list of about 10-20 of your products with prices, I can load them during the demo so you see your actual items in the system. Makes it much more real. ✅</w:t>
+        <w:t xml:space="preserve">Quick heads up. If you have a list of about 10-20 of your products with prices, I can load them during the demo so you see your actual items in the system. Makes it much more real. ✅</w:t>
       </w:r>
     </w:p>
     <w:p>
@@ -448,7 +448,7 @@
           <w:b/>
           <w:bCs/>
         </w:rPr>
-        <w:t xml:space="preserve">Rep — Message 1:</w:t>
+        <w:t xml:space="preserve">Rep. Message 1:</w:t>
       </w:r>
     </w:p>
     <w:p>
@@ -464,23 +464,23 @@
         <w:pStyle w:val="BodyText"/>
       </w:pPr>
       <w:r>
-        <w:t xml:space="preserve">My name is [Rep Name] from QuadERP. Auntie Abena from [Pharmacy Name] gave me your number — she said you might be interested in what we do.</w:t>
-      </w:r>
-    </w:p>
-    <w:p>
-      <w:pPr>
-        <w:pStyle w:val="BodyText"/>
-      </w:pPr>
-      <w:r>
-        <w:t xml:space="preserve">She’s been using our system for about [X months] now to manage her pharmacy — stock tracking, sales, even catching discrepancies before they become problems. She said it’s saved her a lot of headaches 😄</w:t>
-      </w:r>
-    </w:p>
-    <w:p>
-      <w:pPr>
-        <w:pStyle w:val="BodyText"/>
-      </w:pPr>
-      <w:r>
-        <w:t xml:space="preserve">I’d love to show you how it could work for your cosmetics shop. It’s a quick 15-minute demo — I can come to you or we do it on a call. Completely free.</w:t>
+        <w:t xml:space="preserve">My name is [Rep Name] from QuadERP. Auntie Abena from [Pharmacy Name] gave me your number. She said you might be interested in what we do.</w:t>
+      </w:r>
+    </w:p>
+    <w:p>
+      <w:pPr>
+        <w:pStyle w:val="BodyText"/>
+      </w:pPr>
+      <w:r>
+        <w:t xml:space="preserve">She’s been using our system for about [X months] now to manage her pharmacy. Stock tracking, sales, even catching discrepancies before they become problems. She said it’s saved her a lot of headaches 😄</w:t>
+      </w:r>
+    </w:p>
+    <w:p>
+      <w:pPr>
+        <w:pStyle w:val="BodyText"/>
+      </w:pPr>
+      <w:r>
+        <w:t xml:space="preserve">I’d love to show you how it could work for your cosmetics shop. It’s a quick 15-minute demo. I can come to you or we do it on a call. Completely free.</w:t>
       </w:r>
     </w:p>
     <w:p>
@@ -507,7 +507,7 @@
           <w:b/>
           <w:bCs/>
         </w:rPr>
-        <w:t xml:space="preserve">Owner — Expected Response:</w:t>
+        <w:t xml:space="preserve">Owner. Expected Response:</w:t>
       </w:r>
     </w:p>
     <w:p>
@@ -558,7 +558,7 @@
           <w:b/>
           <w:bCs/>
         </w:rPr>
-        <w:t xml:space="preserve">Rep — Message 2:</w:t>
+        <w:t xml:space="preserve">Rep. Message 2:</w:t>
       </w:r>
     </w:p>
     <w:p>
@@ -574,7 +574,7 @@
         <w:pStyle w:val="BodyText"/>
       </w:pPr>
       <w:r>
-        <w:t xml:space="preserve">In short — QuadERP replaces your book, your calculator, and your Excel sheet with one app. You can:</w:t>
+        <w:t xml:space="preserve">In short. QuadERP replaces your book, your calculator, and your Excel sheet with one app. You can:</w:t>
       </w:r>
     </w:p>
     <w:p>
@@ -616,7 +616,7 @@
         <w:pStyle w:val="BodyText"/>
       </w:pPr>
       <w:r>
-        <w:t xml:space="preserve">Auntie Abena caught a staff issue in her first month that was costing her almost GHS 800/month — she didn’t even know it was happening.</w:t>
+        <w:t xml:space="preserve">Auntie Abena caught a staff issue in her first month that was costing her almost GHS 800/month. She didn’t even know it was happening.</w:t>
       </w:r>
     </w:p>
     <w:p>
@@ -651,7 +651,7 @@
           <w:b/>
           <w:bCs/>
         </w:rPr>
-        <w:t xml:space="preserve">Rep — Message 3 (Booking):</w:t>
+        <w:t xml:space="preserve">Rep. Message 3 (Booking):</w:t>
       </w:r>
     </w:p>
     <w:p>
@@ -667,7 +667,7 @@
         <w:pStyle w:val="BodyText"/>
       </w:pPr>
       <w:r>
-        <w:t xml:space="preserve">And tell Auntie Abena thanks — when you sign up, she gets a month free and so do you through our referral program. Win-win! 🤝</w:t>
+        <w:t xml:space="preserve">And tell Auntie Abena thanks. When you sign up, she gets a month free and so do you through our referral program. Win-win! 🤝</w:t>
       </w:r>
     </w:p>
     <w:p>
@@ -691,7 +691,7 @@
         <w:pStyle w:val="BlockText"/>
       </w:pPr>
       <w:r>
-        <w:t xml:space="preserve">“Hey Kwame, this is [Rep Name] from QuadERP. Auntie Abena from [Pharmacy Name] said I should reach out to you. She’s been using our system to track her pharmacy sales and stock — she says it’s saved her plenty headaches. I help shop owners like you see exactly what’s selling, what’s in stock, and catch problems before they cost you money. Everything works on your phone. I’d love to show you a quick demo — just 15 minutes, completely free. Let me know when you’re available and I’ll come to your shop. Talk soon!”</w:t>
+        <w:t xml:space="preserve">“Hey Kwame, this is [Rep Name] from QuadERP. Auntie Abena from [Pharmacy Name] said I should reach out to you. She’s been using our system to track her pharmacy sales and stock. She says it’s saved her plenty headaches. I help shop owners like you see exactly what’s selling, what’s in stock, and catch problems before they cost you money. Everything works on your phone. I’d love to show you a quick demo, just 15 minutes, completely free. Let me know when you’re available and I’ll come to your shop. Talk soon!”</w:t>
       </w:r>
     </w:p>
     <w:p>
@@ -765,7 +765,7 @@
           <w:b/>
           <w:bCs/>
         </w:rPr>
-        <w:t xml:space="preserve">Day 1 — Thank You + Quick Recap:</w:t>
+        <w:t xml:space="preserve">Day 1. Thank You + Quick Recap:</w:t>
       </w:r>
     </w:p>
     <w:p>
@@ -821,7 +821,7 @@
         <w:pStyle w:val="BodyText"/>
       </w:pPr>
       <w:r>
-        <w:t xml:space="preserve">Your free 30-day trial is ready whenever you are — I can have you set up in 5 minutes. Just say the word!</w:t>
+        <w:t xml:space="preserve">Your free 30-day trial is ready whenever you are. I can have you set up in 5 minutes. Just say the word!</w:t>
       </w:r>
     </w:p>
     <w:p>
@@ -848,23 +848,23 @@
           <w:b/>
           <w:bCs/>
         </w:rPr>
-        <w:t xml:space="preserve">Day 3 — Value Reminder (Pain Point Focus):</w:t>
-      </w:r>
-    </w:p>
-    <w:p>
-      <w:pPr>
-        <w:pStyle w:val="BodyText"/>
-      </w:pPr>
-      <w:r>
-        <w:t xml:space="preserve">Hi [Owner Name] — hope the week is going well!</w:t>
-      </w:r>
-    </w:p>
-    <w:p>
-      <w:pPr>
-        <w:pStyle w:val="BodyText"/>
-      </w:pPr>
-      <w:r>
-        <w:t xml:space="preserve">Quick thought 💡 — I was chatting with another shop owner in [Area] yesterday. He told me that before QuadERP, he was losing about GHS 1,200 a month to stock that</w:t>
+        <w:t xml:space="preserve">Day 3. Value Reminder (Pain Point Focus):</w:t>
+      </w:r>
+    </w:p>
+    <w:p>
+      <w:pPr>
+        <w:pStyle w:val="BodyText"/>
+      </w:pPr>
+      <w:r>
+        <w:t xml:space="preserve">Hi [Owner Name]. Hope the week is going well!</w:t>
+      </w:r>
+    </w:p>
+    <w:p>
+      <w:pPr>
+        <w:pStyle w:val="BodyText"/>
+      </w:pPr>
+      <w:r>
+        <w:t xml:space="preserve">Quick thought 💡. I was chatting with another shop owner in [Area] yesterday. He told me that before QuadERP, he was losing about GHS 1,200 a month to stock that</w:t>
       </w:r>
       <w:r>
         <w:t xml:space="preserve"> </w:t>
@@ -884,7 +884,7 @@
         <w:pStyle w:val="BodyText"/>
       </w:pPr>
       <w:r>
-        <w:t xml:space="preserve">Within 3 weeks of using the system, he caught the pattern — specific items going missing during specific shifts. He addressed it quietly and his margins jumped immediately.</w:t>
+        <w:t xml:space="preserve">Within 3 weeks of using the system, he caught the pattern. Specific items going missing during specific shifts. He addressed it quietly and his margins jumped immediately.</w:t>
       </w:r>
     </w:p>
     <w:p>
@@ -925,7 +925,7 @@
           <w:b/>
           <w:bCs/>
         </w:rPr>
-        <w:t xml:space="preserve">Day 5 — Gentle Urgency + Offer:</w:t>
+        <w:t xml:space="preserve">Day 5. Gentle Urgency + Offer:</w:t>
       </w:r>
     </w:p>
     <w:p>
@@ -941,7 +941,7 @@
         <w:pStyle w:val="BodyText"/>
       </w:pPr>
       <w:r>
-        <w:t xml:space="preserve">Last message from me on this — I don’t want to be that person who keeps messaging! 😄</w:t>
+        <w:t xml:space="preserve">Last message from me on this. I don’t want to be that person who keeps messaging! 😄</w:t>
       </w:r>
     </w:p>
     <w:p>
@@ -957,7 +957,7 @@
         <w:pStyle w:val="BodyText"/>
       </w:pPr>
       <w:r>
-        <w:t xml:space="preserve">That’s normally part of the GHS 1,000 setup fee — but since you already saw the demo and know what it does, I want to make it as easy as possible for you.</w:t>
+        <w:t xml:space="preserve">Guided setup like that is normally GHS 1,000. Setting it up yourself costs nothing either way, but since you already saw the demo and know what it does, I want to make it as easy as possible for you.</w:t>
       </w:r>
     </w:p>
     <w:p>
